--- a/JAVA_practical/Practical's.docx
+++ b/JAVA_practical/Practical's.docx
@@ -50978,9 +50978,8 @@
     </w:p>
     <w:p>
       <w:pPr>
-        <w:shd w:val="clear" w:color="auto" w:fill="FFFFFF"/>
-        <w:spacing w:after="0" w:line="285" w:lineRule="atLeast"/>
-        <w:ind w:left="360"/>
+        <w:spacing w:after="0" w:line="240" w:lineRule="auto"/>
+        <w:ind w:left="360" w:firstLine="360"/>
         <w:rPr>
           <w:b/>
           <w:bCs/>
@@ -50992,13 +50991,8 @@
     </w:p>
     <w:p>
       <w:pPr>
-        <w:pStyle w:val="ListParagraph"/>
-        <w:numPr>
-          <w:ilvl w:val="3"/>
-          <w:numId w:val="10"/>
-        </w:numPr>
-        <w:shd w:val="clear" w:color="auto" w:fill="FFFFFF"/>
-        <w:spacing w:after="0" w:line="285" w:lineRule="atLeast"/>
+        <w:spacing w:after="0" w:line="240" w:lineRule="auto"/>
+        <w:ind w:left="360" w:firstLine="360"/>
         <w:rPr>
           <w:b/>
           <w:bCs/>
@@ -51015,15 +51009,13 @@
           <w:szCs w:val="28"/>
           <w:lang w:val="en-US"/>
         </w:rPr>
-        <w:t>Login.html</w:t>
-      </w:r>
-    </w:p>
-    <w:p>
-      <w:pPr>
-        <w:pStyle w:val="ListParagraph"/>
-        <w:shd w:val="clear" w:color="auto" w:fill="FFFFFF"/>
-        <w:spacing w:after="0" w:line="285" w:lineRule="atLeast"/>
-        <w:ind w:left="1680"/>
+        <w:t>Part 1</w:t>
+      </w:r>
+    </w:p>
+    <w:p>
+      <w:pPr>
+        <w:spacing w:after="0" w:line="240" w:lineRule="auto"/>
+        <w:ind w:left="360" w:firstLine="360"/>
         <w:rPr>
           <w:b/>
           <w:bCs/>
@@ -51040,11 +51032,34 @@
           <w:szCs w:val="28"/>
           <w:lang w:val="en-US"/>
         </w:rPr>
+        <w:t>1. Movies.html</w:t>
+      </w:r>
+    </w:p>
+    <w:p>
+      <w:pPr>
+        <w:spacing w:after="0" w:line="240" w:lineRule="auto"/>
+        <w:ind w:left="360" w:firstLine="360"/>
+        <w:rPr>
+          <w:b/>
+          <w:bCs/>
+          <w:sz w:val="28"/>
+          <w:szCs w:val="28"/>
+          <w:lang w:val="en-US"/>
+        </w:rPr>
+      </w:pPr>
+      <w:r>
+        <w:rPr>
+          <w:b/>
+          <w:bCs/>
+          <w:sz w:val="28"/>
+          <w:szCs w:val="28"/>
+          <w:lang w:val="en-US"/>
+        </w:rPr>
         <w:drawing>
-          <wp:inline distT="0" distB="0" distL="0" distR="0" wp14:anchorId="3DBDDA88" wp14:editId="2E7700DD">
-            <wp:extent cx="5363323" cy="3591426"/>
+          <wp:inline distT="0" distB="0" distL="0" distR="0" wp14:anchorId="183BABA2" wp14:editId="1F436B9A">
+            <wp:extent cx="5344271" cy="3210373"/>
             <wp:effectExtent l="0" t="0" r="8890" b="9525"/>
-            <wp:docPr id="98" name="Picture 98"/>
+            <wp:docPr id="106" name="Picture 106"/>
             <wp:cNvGraphicFramePr>
               <a:graphicFrameLocks xmlns:a="http://schemas.openxmlformats.org/drawingml/2006/main" noChangeAspect="1"/>
             </wp:cNvGraphicFramePr>
@@ -51064,7 +51079,7 @@
                   <pic:spPr>
                     <a:xfrm>
                       <a:off x="0" y="0"/>
-                      <a:ext cx="5363323" cy="3591426"/>
+                      <a:ext cx="5344271" cy="3210373"/>
                     </a:xfrm>
                     <a:prstGeom prst="rect">
                       <a:avLst/>
@@ -51080,12 +51095,7 @@
     <w:p>
       <w:pPr>
         <w:pStyle w:val="ListParagraph"/>
-        <w:shd w:val="clear" w:color="auto" w:fill="FFFFFF"/>
-        <w:tabs>
-          <w:tab w:val="left" w:pos="1680"/>
-        </w:tabs>
-        <w:spacing w:after="0" w:line="285" w:lineRule="atLeast"/>
-        <w:ind w:left="1680"/>
+        <w:spacing w:after="0" w:line="240" w:lineRule="auto"/>
         <w:rPr>
           <w:b/>
           <w:bCs/>
@@ -51099,11 +51109,10 @@
       <w:pPr>
         <w:pStyle w:val="ListParagraph"/>
         <w:numPr>
-          <w:ilvl w:val="3"/>
-          <w:numId w:val="10"/>
+          <w:ilvl w:val="0"/>
+          <w:numId w:val="19"/>
         </w:numPr>
-        <w:shd w:val="clear" w:color="auto" w:fill="FFFFFF"/>
-        <w:spacing w:after="0" w:line="285" w:lineRule="atLeast"/>
+        <w:spacing w:after="0" w:line="240" w:lineRule="auto"/>
         <w:rPr>
           <w:b/>
           <w:bCs/>
@@ -51120,15 +51129,13 @@
           <w:szCs w:val="28"/>
           <w:lang w:val="en-US"/>
         </w:rPr>
-        <w:t>CreateSessionServlet</w:t>
+        <w:t>VoteServlet</w:t>
       </w:r>
     </w:p>
     <w:p>
       <w:pPr>
         <w:pStyle w:val="ListParagraph"/>
-        <w:shd w:val="clear" w:color="auto" w:fill="FFFFFF"/>
-        <w:spacing w:after="0" w:line="285" w:lineRule="atLeast"/>
-        <w:ind w:left="1680"/>
+        <w:spacing w:after="0" w:line="240" w:lineRule="auto"/>
         <w:rPr>
           <w:b/>
           <w:bCs/>
@@ -51146,10 +51153,10 @@
           <w:lang w:val="en-US"/>
         </w:rPr>
         <w:drawing>
-          <wp:inline distT="0" distB="0" distL="0" distR="0" wp14:anchorId="0612A02F" wp14:editId="23936295">
-            <wp:extent cx="5516114" cy="3481753"/>
-            <wp:effectExtent l="0" t="0" r="8890" b="4445"/>
-            <wp:docPr id="99" name="Picture 99"/>
+          <wp:inline distT="0" distB="0" distL="0" distR="0" wp14:anchorId="7DDEADDD" wp14:editId="1E763882">
+            <wp:extent cx="5287108" cy="4259624"/>
+            <wp:effectExtent l="0" t="0" r="8890" b="7620"/>
+            <wp:docPr id="107" name="Picture 107"/>
             <wp:cNvGraphicFramePr>
               <a:graphicFrameLocks xmlns:a="http://schemas.openxmlformats.org/drawingml/2006/main" noChangeAspect="1"/>
             </wp:cNvGraphicFramePr>
@@ -51169,7 +51176,7 @@
                   <pic:spPr>
                     <a:xfrm>
                       <a:off x="0" y="0"/>
-                      <a:ext cx="5521355" cy="3485061"/>
+                      <a:ext cx="5293209" cy="4264539"/>
                     </a:xfrm>
                     <a:prstGeom prst="rect">
                       <a:avLst/>
@@ -51185,6 +51192,7 @@
     <w:p>
       <w:pPr>
         <w:spacing w:after="0" w:line="240" w:lineRule="auto"/>
+        <w:ind w:left="360" w:firstLine="360"/>
         <w:rPr>
           <w:b/>
           <w:bCs/>
@@ -51193,7 +51201,16 @@
           <w:lang w:val="en-US"/>
         </w:rPr>
       </w:pPr>
-      <w:r>
+    </w:p>
+    <w:p>
+      <w:pPr>
+        <w:pStyle w:val="ListParagraph"/>
+        <w:numPr>
+          <w:ilvl w:val="0"/>
+          <w:numId w:val="19"/>
+        </w:numPr>
+        <w:shd w:val="clear" w:color="auto" w:fill="FFFFFF"/>
+        <w:spacing w:after="0" w:line="285" w:lineRule="atLeast"/>
         <w:rPr>
           <w:b/>
           <w:bCs/>
@@ -51201,18 +51218,8 @@
           <w:szCs w:val="28"/>
           <w:lang w:val="en-US"/>
         </w:rPr>
-        <w:br w:type="page"/>
-      </w:r>
-    </w:p>
-    <w:p>
-      <w:pPr>
-        <w:pStyle w:val="ListParagraph"/>
-        <w:numPr>
-          <w:ilvl w:val="3"/>
-          <w:numId w:val="10"/>
-        </w:numPr>
-        <w:shd w:val="clear" w:color="auto" w:fill="FFFFFF"/>
-        <w:spacing w:after="0" w:line="285" w:lineRule="atLeast"/>
+      </w:pPr>
+      <w:r>
         <w:rPr>
           <w:b/>
           <w:bCs/>
@@ -51220,8 +51227,14 @@
           <w:szCs w:val="28"/>
           <w:lang w:val="en-US"/>
         </w:rPr>
-      </w:pPr>
-      <w:r>
+        <w:t>ThankYouServlet</w:t>
+      </w:r>
+    </w:p>
+    <w:p>
+      <w:pPr>
+        <w:pStyle w:val="ListParagraph"/>
+        <w:shd w:val="clear" w:color="auto" w:fill="FFFFFF"/>
+        <w:spacing w:after="0" w:line="285" w:lineRule="atLeast"/>
         <w:rPr>
           <w:b/>
           <w:bCs/>
@@ -51229,15 +51242,8 @@
           <w:szCs w:val="28"/>
           <w:lang w:val="en-US"/>
         </w:rPr>
-        <w:t>ReadSessionServlet</w:t>
-      </w:r>
-    </w:p>
-    <w:p>
-      <w:pPr>
-        <w:pStyle w:val="ListParagraph"/>
-        <w:shd w:val="clear" w:color="auto" w:fill="FFFFFF"/>
-        <w:spacing w:after="0" w:line="285" w:lineRule="atLeast"/>
-        <w:ind w:left="1680"/>
+      </w:pPr>
+      <w:r>
         <w:rPr>
           <w:b/>
           <w:bCs/>
@@ -51245,20 +51251,11 @@
           <w:szCs w:val="28"/>
           <w:lang w:val="en-US"/>
         </w:rPr>
-      </w:pPr>
-      <w:r>
-        <w:rPr>
-          <w:b/>
-          <w:bCs/>
-          <w:sz w:val="28"/>
-          <w:szCs w:val="28"/>
-          <w:lang w:val="en-US"/>
-        </w:rPr>
         <w:drawing>
-          <wp:inline distT="0" distB="0" distL="0" distR="0" wp14:anchorId="7CE569AA" wp14:editId="74A36B14">
-            <wp:extent cx="5484454" cy="4958861"/>
-            <wp:effectExtent l="0" t="0" r="2540" b="0"/>
-            <wp:docPr id="100" name="Picture 100"/>
+          <wp:inline distT="0" distB="0" distL="0" distR="0" wp14:anchorId="71D17E8B" wp14:editId="0132C768">
+            <wp:extent cx="5943600" cy="4122420"/>
+            <wp:effectExtent l="0" t="0" r="0" b="0"/>
+            <wp:docPr id="108" name="Picture 108"/>
             <wp:cNvGraphicFramePr>
               <a:graphicFrameLocks xmlns:a="http://schemas.openxmlformats.org/drawingml/2006/main" noChangeAspect="1"/>
             </wp:cNvGraphicFramePr>
@@ -51278,7 +51275,7 @@
                   <pic:spPr>
                     <a:xfrm>
                       <a:off x="0" y="0"/>
-                      <a:ext cx="5489394" cy="4963327"/>
+                      <a:ext cx="5943600" cy="4122420"/>
                     </a:xfrm>
                     <a:prstGeom prst="rect">
                       <a:avLst/>
@@ -51296,7 +51293,6 @@
         <w:pStyle w:val="ListParagraph"/>
         <w:shd w:val="clear" w:color="auto" w:fill="FFFFFF"/>
         <w:spacing w:after="0" w:line="285" w:lineRule="atLeast"/>
-        <w:ind w:left="1680"/>
         <w:rPr>
           <w:b/>
           <w:bCs/>
@@ -51309,10 +51305,6 @@
     <w:p>
       <w:pPr>
         <w:pStyle w:val="ListParagraph"/>
-        <w:numPr>
-          <w:ilvl w:val="3"/>
-          <w:numId w:val="10"/>
-        </w:numPr>
         <w:shd w:val="clear" w:color="auto" w:fill="FFFFFF"/>
         <w:spacing w:after="0" w:line="285" w:lineRule="atLeast"/>
         <w:rPr>
@@ -51331,9 +51323,14 @@
           <w:szCs w:val="28"/>
           <w:lang w:val="en-US"/>
         </w:rPr>
-        <w:t>LogoutSessionServlet</w:t>
-      </w:r>
-      <w:r>
+        <w:t>OUTPUT:</w:t>
+      </w:r>
+    </w:p>
+    <w:p>
+      <w:pPr>
+        <w:pStyle w:val="ListParagraph"/>
+        <w:shd w:val="clear" w:color="auto" w:fill="FFFFFF"/>
+        <w:spacing w:after="0" w:line="285" w:lineRule="atLeast"/>
         <w:rPr>
           <w:b/>
           <w:bCs/>
@@ -51341,11 +51338,20 @@
           <w:szCs w:val="28"/>
           <w:lang w:val="en-US"/>
         </w:rPr>
+      </w:pPr>
+      <w:r>
+        <w:rPr>
+          <w:b/>
+          <w:bCs/>
+          <w:sz w:val="28"/>
+          <w:szCs w:val="28"/>
+          <w:lang w:val="en-US"/>
+        </w:rPr>
         <w:drawing>
-          <wp:inline distT="0" distB="0" distL="0" distR="0" wp14:anchorId="26C21BCF" wp14:editId="7FB18A72">
-            <wp:extent cx="4989991" cy="3387969"/>
-            <wp:effectExtent l="0" t="0" r="1270" b="3175"/>
-            <wp:docPr id="101" name="Picture 101"/>
+          <wp:inline distT="0" distB="0" distL="0" distR="0" wp14:anchorId="11271AD0" wp14:editId="243C6738">
+            <wp:extent cx="3029373" cy="1676634"/>
+            <wp:effectExtent l="19050" t="19050" r="19050" b="19050"/>
+            <wp:docPr id="109" name="Picture 109"/>
             <wp:cNvGraphicFramePr>
               <a:graphicFrameLocks xmlns:a="http://schemas.openxmlformats.org/drawingml/2006/main" noChangeAspect="1"/>
             </wp:cNvGraphicFramePr>
@@ -51365,6 +51371,538 @@
                   <pic:spPr>
                     <a:xfrm>
                       <a:off x="0" y="0"/>
+                      <a:ext cx="3029373" cy="1676634"/>
+                    </a:xfrm>
+                    <a:prstGeom prst="rect">
+                      <a:avLst/>
+                    </a:prstGeom>
+                    <a:ln>
+                      <a:solidFill>
+                        <a:schemeClr val="tx1"/>
+                      </a:solidFill>
+                    </a:ln>
+                  </pic:spPr>
+                </pic:pic>
+              </a:graphicData>
+            </a:graphic>
+          </wp:inline>
+        </w:drawing>
+      </w:r>
+    </w:p>
+    <w:p>
+      <w:pPr>
+        <w:pStyle w:val="ListParagraph"/>
+        <w:shd w:val="clear" w:color="auto" w:fill="FFFFFF"/>
+        <w:spacing w:after="0" w:line="285" w:lineRule="atLeast"/>
+        <w:rPr>
+          <w:b/>
+          <w:bCs/>
+          <w:sz w:val="28"/>
+          <w:szCs w:val="28"/>
+          <w:lang w:val="en-US"/>
+        </w:rPr>
+      </w:pPr>
+    </w:p>
+    <w:p>
+      <w:pPr>
+        <w:pStyle w:val="ListParagraph"/>
+        <w:shd w:val="clear" w:color="auto" w:fill="FFFFFF"/>
+        <w:spacing w:after="0" w:line="285" w:lineRule="atLeast"/>
+        <w:rPr>
+          <w:b/>
+          <w:bCs/>
+          <w:sz w:val="28"/>
+          <w:szCs w:val="28"/>
+          <w:lang w:val="en-US"/>
+        </w:rPr>
+      </w:pPr>
+      <w:r>
+        <w:rPr>
+          <w:b/>
+          <w:bCs/>
+          <w:sz w:val="28"/>
+          <w:szCs w:val="28"/>
+          <w:lang w:val="en-US"/>
+        </w:rPr>
+        <w:drawing>
+          <wp:inline distT="0" distB="0" distL="0" distR="0" wp14:anchorId="28F25BD2" wp14:editId="74B95762">
+            <wp:extent cx="4439270" cy="1686160"/>
+            <wp:effectExtent l="19050" t="19050" r="19050" b="28575"/>
+            <wp:docPr id="110" name="Picture 110"/>
+            <wp:cNvGraphicFramePr>
+              <a:graphicFrameLocks xmlns:a="http://schemas.openxmlformats.org/drawingml/2006/main" noChangeAspect="1"/>
+            </wp:cNvGraphicFramePr>
+            <a:graphic xmlns:a="http://schemas.openxmlformats.org/drawingml/2006/main">
+              <a:graphicData uri="http://schemas.openxmlformats.org/drawingml/2006/picture">
+                <pic:pic xmlns:pic="http://schemas.openxmlformats.org/drawingml/2006/picture">
+                  <pic:nvPicPr>
+                    <pic:cNvPr id="0" name=""/>
+                    <pic:cNvPicPr/>
+                  </pic:nvPicPr>
+                  <pic:blipFill>
+                    <a:blip r:embed="rId144"/>
+                    <a:stretch>
+                      <a:fillRect/>
+                    </a:stretch>
+                  </pic:blipFill>
+                  <pic:spPr>
+                    <a:xfrm>
+                      <a:off x="0" y="0"/>
+                      <a:ext cx="4439270" cy="1686160"/>
+                    </a:xfrm>
+                    <a:prstGeom prst="rect">
+                      <a:avLst/>
+                    </a:prstGeom>
+                    <a:ln>
+                      <a:solidFill>
+                        <a:schemeClr val="tx1"/>
+                      </a:solidFill>
+                    </a:ln>
+                  </pic:spPr>
+                </pic:pic>
+              </a:graphicData>
+            </a:graphic>
+          </wp:inline>
+        </w:drawing>
+      </w:r>
+    </w:p>
+    <w:p>
+      <w:pPr>
+        <w:spacing w:after="0" w:line="240" w:lineRule="auto"/>
+        <w:rPr>
+          <w:b/>
+          <w:bCs/>
+          <w:sz w:val="28"/>
+          <w:szCs w:val="28"/>
+          <w:lang w:val="en-US"/>
+        </w:rPr>
+      </w:pPr>
+      <w:r>
+        <w:rPr>
+          <w:b/>
+          <w:bCs/>
+          <w:sz w:val="28"/>
+          <w:szCs w:val="28"/>
+          <w:lang w:val="en-US"/>
+        </w:rPr>
+        <w:br w:type="page"/>
+      </w:r>
+    </w:p>
+    <w:p>
+      <w:pPr>
+        <w:pStyle w:val="ListParagraph"/>
+        <w:shd w:val="clear" w:color="auto" w:fill="FFFFFF"/>
+        <w:spacing w:after="0" w:line="285" w:lineRule="atLeast"/>
+        <w:rPr>
+          <w:b/>
+          <w:bCs/>
+          <w:sz w:val="28"/>
+          <w:szCs w:val="28"/>
+          <w:lang w:val="en-US"/>
+        </w:rPr>
+      </w:pPr>
+      <w:bookmarkStart w:id="0" w:name="_GoBack"/>
+      <w:bookmarkEnd w:id="0"/>
+      <w:r>
+        <w:rPr>
+          <w:b/>
+          <w:bCs/>
+          <w:sz w:val="28"/>
+          <w:szCs w:val="28"/>
+          <w:lang w:val="en-US"/>
+        </w:rPr>
+        <w:t>Part 2</w:t>
+      </w:r>
+    </w:p>
+    <w:p>
+      <w:pPr>
+        <w:shd w:val="clear" w:color="auto" w:fill="FFFFFF"/>
+        <w:spacing w:after="0" w:line="285" w:lineRule="atLeast"/>
+        <w:ind w:left="360"/>
+        <w:rPr>
+          <w:b/>
+          <w:bCs/>
+          <w:sz w:val="28"/>
+          <w:szCs w:val="28"/>
+          <w:lang w:val="en-US"/>
+        </w:rPr>
+      </w:pPr>
+    </w:p>
+    <w:p>
+      <w:pPr>
+        <w:pStyle w:val="ListParagraph"/>
+        <w:numPr>
+          <w:ilvl w:val="3"/>
+          <w:numId w:val="10"/>
+        </w:numPr>
+        <w:shd w:val="clear" w:color="auto" w:fill="FFFFFF"/>
+        <w:spacing w:after="0" w:line="285" w:lineRule="atLeast"/>
+        <w:rPr>
+          <w:b/>
+          <w:bCs/>
+          <w:sz w:val="28"/>
+          <w:szCs w:val="28"/>
+          <w:lang w:val="en-US"/>
+        </w:rPr>
+      </w:pPr>
+      <w:r>
+        <w:rPr>
+          <w:b/>
+          <w:bCs/>
+          <w:sz w:val="28"/>
+          <w:szCs w:val="28"/>
+          <w:lang w:val="en-US"/>
+        </w:rPr>
+        <w:t>Login.html</w:t>
+      </w:r>
+    </w:p>
+    <w:p>
+      <w:pPr>
+        <w:pStyle w:val="ListParagraph"/>
+        <w:shd w:val="clear" w:color="auto" w:fill="FFFFFF"/>
+        <w:spacing w:after="0" w:line="285" w:lineRule="atLeast"/>
+        <w:ind w:left="1680"/>
+        <w:rPr>
+          <w:b/>
+          <w:bCs/>
+          <w:sz w:val="28"/>
+          <w:szCs w:val="28"/>
+          <w:lang w:val="en-US"/>
+        </w:rPr>
+      </w:pPr>
+      <w:r>
+        <w:rPr>
+          <w:b/>
+          <w:bCs/>
+          <w:sz w:val="28"/>
+          <w:szCs w:val="28"/>
+          <w:lang w:val="en-US"/>
+        </w:rPr>
+        <w:drawing>
+          <wp:inline distT="0" distB="0" distL="0" distR="0" wp14:anchorId="3DBDDA88" wp14:editId="2E7700DD">
+            <wp:extent cx="5363323" cy="3591426"/>
+            <wp:effectExtent l="0" t="0" r="8890" b="9525"/>
+            <wp:docPr id="98" name="Picture 98"/>
+            <wp:cNvGraphicFramePr>
+              <a:graphicFrameLocks xmlns:a="http://schemas.openxmlformats.org/drawingml/2006/main" noChangeAspect="1"/>
+            </wp:cNvGraphicFramePr>
+            <a:graphic xmlns:a="http://schemas.openxmlformats.org/drawingml/2006/main">
+              <a:graphicData uri="http://schemas.openxmlformats.org/drawingml/2006/picture">
+                <pic:pic xmlns:pic="http://schemas.openxmlformats.org/drawingml/2006/picture">
+                  <pic:nvPicPr>
+                    <pic:cNvPr id="0" name=""/>
+                    <pic:cNvPicPr/>
+                  </pic:nvPicPr>
+                  <pic:blipFill>
+                    <a:blip r:embed="rId145"/>
+                    <a:stretch>
+                      <a:fillRect/>
+                    </a:stretch>
+                  </pic:blipFill>
+                  <pic:spPr>
+                    <a:xfrm>
+                      <a:off x="0" y="0"/>
+                      <a:ext cx="5363323" cy="3591426"/>
+                    </a:xfrm>
+                    <a:prstGeom prst="rect">
+                      <a:avLst/>
+                    </a:prstGeom>
+                  </pic:spPr>
+                </pic:pic>
+              </a:graphicData>
+            </a:graphic>
+          </wp:inline>
+        </w:drawing>
+      </w:r>
+    </w:p>
+    <w:p>
+      <w:pPr>
+        <w:pStyle w:val="ListParagraph"/>
+        <w:shd w:val="clear" w:color="auto" w:fill="FFFFFF"/>
+        <w:tabs>
+          <w:tab w:val="left" w:pos="1680"/>
+        </w:tabs>
+        <w:spacing w:after="0" w:line="285" w:lineRule="atLeast"/>
+        <w:ind w:left="1680"/>
+        <w:rPr>
+          <w:b/>
+          <w:bCs/>
+          <w:sz w:val="28"/>
+          <w:szCs w:val="28"/>
+          <w:lang w:val="en-US"/>
+        </w:rPr>
+      </w:pPr>
+    </w:p>
+    <w:p>
+      <w:pPr>
+        <w:pStyle w:val="ListParagraph"/>
+        <w:numPr>
+          <w:ilvl w:val="3"/>
+          <w:numId w:val="10"/>
+        </w:numPr>
+        <w:shd w:val="clear" w:color="auto" w:fill="FFFFFF"/>
+        <w:spacing w:after="0" w:line="285" w:lineRule="atLeast"/>
+        <w:rPr>
+          <w:b/>
+          <w:bCs/>
+          <w:sz w:val="28"/>
+          <w:szCs w:val="28"/>
+          <w:lang w:val="en-US"/>
+        </w:rPr>
+      </w:pPr>
+      <w:r>
+        <w:rPr>
+          <w:b/>
+          <w:bCs/>
+          <w:sz w:val="28"/>
+          <w:szCs w:val="28"/>
+          <w:lang w:val="en-US"/>
+        </w:rPr>
+        <w:t>CreateSessionServlet</w:t>
+      </w:r>
+    </w:p>
+    <w:p>
+      <w:pPr>
+        <w:pStyle w:val="ListParagraph"/>
+        <w:shd w:val="clear" w:color="auto" w:fill="FFFFFF"/>
+        <w:spacing w:after="0" w:line="285" w:lineRule="atLeast"/>
+        <w:ind w:left="1680"/>
+        <w:rPr>
+          <w:b/>
+          <w:bCs/>
+          <w:sz w:val="28"/>
+          <w:szCs w:val="28"/>
+          <w:lang w:val="en-US"/>
+        </w:rPr>
+      </w:pPr>
+      <w:r>
+        <w:rPr>
+          <w:b/>
+          <w:bCs/>
+          <w:sz w:val="28"/>
+          <w:szCs w:val="28"/>
+          <w:lang w:val="en-US"/>
+        </w:rPr>
+        <w:drawing>
+          <wp:inline distT="0" distB="0" distL="0" distR="0" wp14:anchorId="0612A02F" wp14:editId="23936295">
+            <wp:extent cx="5516114" cy="3481753"/>
+            <wp:effectExtent l="0" t="0" r="8890" b="4445"/>
+            <wp:docPr id="99" name="Picture 99"/>
+            <wp:cNvGraphicFramePr>
+              <a:graphicFrameLocks xmlns:a="http://schemas.openxmlformats.org/drawingml/2006/main" noChangeAspect="1"/>
+            </wp:cNvGraphicFramePr>
+            <a:graphic xmlns:a="http://schemas.openxmlformats.org/drawingml/2006/main">
+              <a:graphicData uri="http://schemas.openxmlformats.org/drawingml/2006/picture">
+                <pic:pic xmlns:pic="http://schemas.openxmlformats.org/drawingml/2006/picture">
+                  <pic:nvPicPr>
+                    <pic:cNvPr id="0" name=""/>
+                    <pic:cNvPicPr/>
+                  </pic:nvPicPr>
+                  <pic:blipFill>
+                    <a:blip r:embed="rId146"/>
+                    <a:stretch>
+                      <a:fillRect/>
+                    </a:stretch>
+                  </pic:blipFill>
+                  <pic:spPr>
+                    <a:xfrm>
+                      <a:off x="0" y="0"/>
+                      <a:ext cx="5521355" cy="3485061"/>
+                    </a:xfrm>
+                    <a:prstGeom prst="rect">
+                      <a:avLst/>
+                    </a:prstGeom>
+                  </pic:spPr>
+                </pic:pic>
+              </a:graphicData>
+            </a:graphic>
+          </wp:inline>
+        </w:drawing>
+      </w:r>
+    </w:p>
+    <w:p>
+      <w:pPr>
+        <w:spacing w:after="0" w:line="240" w:lineRule="auto"/>
+        <w:rPr>
+          <w:b/>
+          <w:bCs/>
+          <w:sz w:val="28"/>
+          <w:szCs w:val="28"/>
+          <w:lang w:val="en-US"/>
+        </w:rPr>
+      </w:pPr>
+      <w:r>
+        <w:rPr>
+          <w:b/>
+          <w:bCs/>
+          <w:sz w:val="28"/>
+          <w:szCs w:val="28"/>
+          <w:lang w:val="en-US"/>
+        </w:rPr>
+        <w:br w:type="page"/>
+      </w:r>
+    </w:p>
+    <w:p>
+      <w:pPr>
+        <w:pStyle w:val="ListParagraph"/>
+        <w:numPr>
+          <w:ilvl w:val="3"/>
+          <w:numId w:val="10"/>
+        </w:numPr>
+        <w:shd w:val="clear" w:color="auto" w:fill="FFFFFF"/>
+        <w:spacing w:after="0" w:line="285" w:lineRule="atLeast"/>
+        <w:rPr>
+          <w:b/>
+          <w:bCs/>
+          <w:sz w:val="28"/>
+          <w:szCs w:val="28"/>
+          <w:lang w:val="en-US"/>
+        </w:rPr>
+      </w:pPr>
+      <w:r>
+        <w:rPr>
+          <w:b/>
+          <w:bCs/>
+          <w:sz w:val="28"/>
+          <w:szCs w:val="28"/>
+          <w:lang w:val="en-US"/>
+        </w:rPr>
+        <w:t>ReadSessionServlet</w:t>
+      </w:r>
+    </w:p>
+    <w:p>
+      <w:pPr>
+        <w:pStyle w:val="ListParagraph"/>
+        <w:shd w:val="clear" w:color="auto" w:fill="FFFFFF"/>
+        <w:spacing w:after="0" w:line="285" w:lineRule="atLeast"/>
+        <w:ind w:left="1680"/>
+        <w:rPr>
+          <w:b/>
+          <w:bCs/>
+          <w:sz w:val="28"/>
+          <w:szCs w:val="28"/>
+          <w:lang w:val="en-US"/>
+        </w:rPr>
+      </w:pPr>
+      <w:r>
+        <w:rPr>
+          <w:b/>
+          <w:bCs/>
+          <w:sz w:val="28"/>
+          <w:szCs w:val="28"/>
+          <w:lang w:val="en-US"/>
+        </w:rPr>
+        <w:drawing>
+          <wp:inline distT="0" distB="0" distL="0" distR="0" wp14:anchorId="7CE569AA" wp14:editId="74A36B14">
+            <wp:extent cx="5484454" cy="4958861"/>
+            <wp:effectExtent l="0" t="0" r="2540" b="0"/>
+            <wp:docPr id="100" name="Picture 100"/>
+            <wp:cNvGraphicFramePr>
+              <a:graphicFrameLocks xmlns:a="http://schemas.openxmlformats.org/drawingml/2006/main" noChangeAspect="1"/>
+            </wp:cNvGraphicFramePr>
+            <a:graphic xmlns:a="http://schemas.openxmlformats.org/drawingml/2006/main">
+              <a:graphicData uri="http://schemas.openxmlformats.org/drawingml/2006/picture">
+                <pic:pic xmlns:pic="http://schemas.openxmlformats.org/drawingml/2006/picture">
+                  <pic:nvPicPr>
+                    <pic:cNvPr id="0" name=""/>
+                    <pic:cNvPicPr/>
+                  </pic:nvPicPr>
+                  <pic:blipFill>
+                    <a:blip r:embed="rId147"/>
+                    <a:stretch>
+                      <a:fillRect/>
+                    </a:stretch>
+                  </pic:blipFill>
+                  <pic:spPr>
+                    <a:xfrm>
+                      <a:off x="0" y="0"/>
+                      <a:ext cx="5489394" cy="4963327"/>
+                    </a:xfrm>
+                    <a:prstGeom prst="rect">
+                      <a:avLst/>
+                    </a:prstGeom>
+                  </pic:spPr>
+                </pic:pic>
+              </a:graphicData>
+            </a:graphic>
+          </wp:inline>
+        </w:drawing>
+      </w:r>
+    </w:p>
+    <w:p>
+      <w:pPr>
+        <w:pStyle w:val="ListParagraph"/>
+        <w:shd w:val="clear" w:color="auto" w:fill="FFFFFF"/>
+        <w:spacing w:after="0" w:line="285" w:lineRule="atLeast"/>
+        <w:ind w:left="1680"/>
+        <w:rPr>
+          <w:b/>
+          <w:bCs/>
+          <w:sz w:val="28"/>
+          <w:szCs w:val="28"/>
+          <w:lang w:val="en-US"/>
+        </w:rPr>
+      </w:pPr>
+    </w:p>
+    <w:p>
+      <w:pPr>
+        <w:pStyle w:val="ListParagraph"/>
+        <w:numPr>
+          <w:ilvl w:val="3"/>
+          <w:numId w:val="10"/>
+        </w:numPr>
+        <w:shd w:val="clear" w:color="auto" w:fill="FFFFFF"/>
+        <w:spacing w:after="0" w:line="285" w:lineRule="atLeast"/>
+        <w:rPr>
+          <w:b/>
+          <w:bCs/>
+          <w:sz w:val="28"/>
+          <w:szCs w:val="28"/>
+          <w:lang w:val="en-US"/>
+        </w:rPr>
+      </w:pPr>
+      <w:r>
+        <w:rPr>
+          <w:b/>
+          <w:bCs/>
+          <w:sz w:val="28"/>
+          <w:szCs w:val="28"/>
+          <w:lang w:val="en-US"/>
+        </w:rPr>
+        <w:t>LogoutSessionServlet</w:t>
+      </w:r>
+      <w:r>
+        <w:rPr>
+          <w:b/>
+          <w:bCs/>
+          <w:sz w:val="28"/>
+          <w:szCs w:val="28"/>
+          <w:lang w:val="en-US"/>
+        </w:rPr>
+        <w:drawing>
+          <wp:inline distT="0" distB="0" distL="0" distR="0" wp14:anchorId="26C21BCF" wp14:editId="7FB18A72">
+            <wp:extent cx="4989991" cy="3387969"/>
+            <wp:effectExtent l="0" t="0" r="1270" b="3175"/>
+            <wp:docPr id="101" name="Picture 101"/>
+            <wp:cNvGraphicFramePr>
+              <a:graphicFrameLocks xmlns:a="http://schemas.openxmlformats.org/drawingml/2006/main" noChangeAspect="1"/>
+            </wp:cNvGraphicFramePr>
+            <a:graphic xmlns:a="http://schemas.openxmlformats.org/drawingml/2006/main">
+              <a:graphicData uri="http://schemas.openxmlformats.org/drawingml/2006/picture">
+                <pic:pic xmlns:pic="http://schemas.openxmlformats.org/drawingml/2006/picture">
+                  <pic:nvPicPr>
+                    <pic:cNvPr id="0" name=""/>
+                    <pic:cNvPicPr/>
+                  </pic:nvPicPr>
+                  <pic:blipFill>
+                    <a:blip r:embed="rId148"/>
+                    <a:stretch>
+                      <a:fillRect/>
+                    </a:stretch>
+                  </pic:blipFill>
+                  <pic:spPr>
+                    <a:xfrm>
+                      <a:off x="0" y="0"/>
                       <a:ext cx="5004367" cy="3397730"/>
                     </a:xfrm>
                     <a:prstGeom prst="rect">
@@ -51399,6 +51937,45 @@
           <w:lang w:val="en-US"/>
         </w:rPr>
         <w:t>OUTPUT:</w:t>
+      </w:r>
+    </w:p>
+    <w:p>
+      <w:pPr>
+        <w:shd w:val="clear" w:color="auto" w:fill="FFFFFF"/>
+        <w:spacing w:after="0" w:line="285" w:lineRule="atLeast"/>
+        <w:rPr>
+          <w:b/>
+          <w:bCs/>
+          <w:sz w:val="28"/>
+          <w:szCs w:val="28"/>
+          <w:lang w:val="en-US"/>
+        </w:rPr>
+      </w:pPr>
+    </w:p>
+    <w:p>
+      <w:pPr>
+        <w:pStyle w:val="ListParagraph"/>
+        <w:numPr>
+          <w:ilvl w:val="0"/>
+          <w:numId w:val="17"/>
+        </w:numPr>
+        <w:shd w:val="clear" w:color="auto" w:fill="FFFFFF"/>
+        <w:spacing w:after="0" w:line="285" w:lineRule="atLeast"/>
+        <w:rPr>
+          <w:bCs/>
+          <w:sz w:val="28"/>
+          <w:szCs w:val="28"/>
+          <w:lang w:val="en-US"/>
+        </w:rPr>
+      </w:pPr>
+      <w:r>
+        <w:rPr>
+          <w:bCs/>
+          <w:sz w:val="28"/>
+          <w:szCs w:val="28"/>
+          <w:lang w:val="en-US"/>
+        </w:rPr>
+        <w:t>Open http://localhost:8080/YourApp/login.html</w:t>
       </w:r>
     </w:p>
     <w:p>
@@ -51437,7 +52014,7 @@
                     <pic:cNvPicPr/>
                   </pic:nvPicPr>
                   <pic:blipFill>
-                    <a:blip r:embed="rId144"/>
+                    <a:blip r:embed="rId149"/>
                     <a:stretch>
                       <a:fillRect/>
                     </a:stretch>
@@ -51475,6 +52052,29 @@
           <w:lang w:val="en-US"/>
         </w:rPr>
       </w:pPr>
+      <w:r>
+        <w:rPr>
+          <w:b/>
+          <w:bCs/>
+          <w:sz w:val="28"/>
+          <w:szCs w:val="28"/>
+          <w:lang w:val="en-US"/>
+        </w:rPr>
+        <w:t>Enter a game -&gt; saved in session.</w:t>
+      </w:r>
+    </w:p>
+    <w:p>
+      <w:pPr>
+        <w:shd w:val="clear" w:color="auto" w:fill="FFFFFF"/>
+        <w:spacing w:after="0" w:line="285" w:lineRule="atLeast"/>
+        <w:rPr>
+          <w:b/>
+          <w:bCs/>
+          <w:sz w:val="28"/>
+          <w:szCs w:val="28"/>
+          <w:lang w:val="en-US"/>
+        </w:rPr>
+      </w:pPr>
     </w:p>
     <w:p>
       <w:pPr>
@@ -51512,7 +52112,7 @@
                     <pic:cNvPicPr/>
                   </pic:nvPicPr>
                   <pic:blipFill>
-                    <a:blip r:embed="rId145"/>
+                    <a:blip r:embed="rId150"/>
                     <a:stretch>
                       <a:fillRect/>
                     </a:stretch>
@@ -51550,6 +52150,29 @@
           <w:lang w:val="en-US"/>
         </w:rPr>
       </w:pPr>
+      <w:r>
+        <w:rPr>
+          <w:b/>
+          <w:bCs/>
+          <w:sz w:val="28"/>
+          <w:szCs w:val="28"/>
+          <w:lang w:val="en-US"/>
+        </w:rPr>
+        <w:t>Go to /readSession -&gt; retrieves game</w:t>
+      </w:r>
+    </w:p>
+    <w:p>
+      <w:pPr>
+        <w:shd w:val="clear" w:color="auto" w:fill="FFFFFF"/>
+        <w:spacing w:after="0" w:line="285" w:lineRule="atLeast"/>
+        <w:rPr>
+          <w:b/>
+          <w:bCs/>
+          <w:sz w:val="28"/>
+          <w:szCs w:val="28"/>
+          <w:lang w:val="en-US"/>
+        </w:rPr>
+      </w:pPr>
     </w:p>
     <w:p>
       <w:pPr>
@@ -51587,7 +52210,7 @@
                     <pic:cNvPicPr/>
                   </pic:nvPicPr>
                   <pic:blipFill>
-                    <a:blip r:embed="rId146"/>
+                    <a:blip r:embed="rId151"/>
                     <a:stretch>
                       <a:fillRect/>
                     </a:stretch>
@@ -51638,7 +52261,6 @@
           <w:lang w:val="en-US"/>
         </w:rPr>
       </w:pPr>
-      <w:bookmarkStart w:id="0" w:name="_GoBack"/>
       <w:r>
         <w:rPr>
           <w:b/>
@@ -51663,7 +52285,7 @@
                     <pic:cNvPicPr/>
                   </pic:nvPicPr>
                   <pic:blipFill>
-                    <a:blip r:embed="rId147"/>
+                    <a:blip r:embed="rId152"/>
                     <a:stretch>
                       <a:fillRect/>
                     </a:stretch>
@@ -51688,11 +52310,10 @@
           </wp:inline>
         </w:drawing>
       </w:r>
-      <w:bookmarkEnd w:id="0"/>
     </w:p>
     <w:sectPr>
-      <w:headerReference w:type="default" r:id="rId148"/>
-      <w:footerReference w:type="default" r:id="rId149"/>
+      <w:headerReference w:type="default" r:id="rId153"/>
+      <w:footerReference w:type="default" r:id="rId154"/>
       <w:pgSz w:w="11906" w:h="16838"/>
       <w:pgMar w:top="720" w:right="720" w:bottom="720" w:left="720" w:header="708" w:footer="708" w:gutter="0"/>
       <w:cols w:space="708"/>
@@ -52260,6 +52881,119 @@
     </w:lvl>
   </w:abstractNum>
   <w:abstractNum w:abstractNumId="5">
+    <w:nsid w:val="0A2737A2"/>
+    <w:multiLevelType w:val="hybridMultilevel"/>
+    <w:tmpl w:val="F216C860"/>
+    <w:lvl w:ilvl="0" w:tplc="40090001">
+      <w:start w:val="1"/>
+      <w:numFmt w:val="bullet"/>
+      <w:lvlText w:val=""/>
+      <w:lvlJc w:val="left"/>
+      <w:pPr>
+        <w:ind w:left="720" w:hanging="360"/>
+      </w:pPr>
+      <w:rPr>
+        <w:rFonts w:ascii="Symbol" w:hAnsi="Symbol" w:hint="default"/>
+      </w:rPr>
+    </w:lvl>
+    <w:lvl w:ilvl="1" w:tplc="40090003" w:tentative="1">
+      <w:start w:val="1"/>
+      <w:numFmt w:val="bullet"/>
+      <w:lvlText w:val="o"/>
+      <w:lvlJc w:val="left"/>
+      <w:pPr>
+        <w:ind w:left="1440" w:hanging="360"/>
+      </w:pPr>
+      <w:rPr>
+        <w:rFonts w:ascii="Courier New" w:hAnsi="Courier New" w:cs="Courier New" w:hint="default"/>
+      </w:rPr>
+    </w:lvl>
+    <w:lvl w:ilvl="2" w:tplc="40090005" w:tentative="1">
+      <w:start w:val="1"/>
+      <w:numFmt w:val="bullet"/>
+      <w:lvlText w:val=""/>
+      <w:lvlJc w:val="left"/>
+      <w:pPr>
+        <w:ind w:left="2160" w:hanging="360"/>
+      </w:pPr>
+      <w:rPr>
+        <w:rFonts w:ascii="Wingdings" w:hAnsi="Wingdings" w:hint="default"/>
+      </w:rPr>
+    </w:lvl>
+    <w:lvl w:ilvl="3" w:tplc="40090001" w:tentative="1">
+      <w:start w:val="1"/>
+      <w:numFmt w:val="bullet"/>
+      <w:lvlText w:val=""/>
+      <w:lvlJc w:val="left"/>
+      <w:pPr>
+        <w:ind w:left="2880" w:hanging="360"/>
+      </w:pPr>
+      <w:rPr>
+        <w:rFonts w:ascii="Symbol" w:hAnsi="Symbol" w:hint="default"/>
+      </w:rPr>
+    </w:lvl>
+    <w:lvl w:ilvl="4" w:tplc="40090003" w:tentative="1">
+      <w:start w:val="1"/>
+      <w:numFmt w:val="bullet"/>
+      <w:lvlText w:val="o"/>
+      <w:lvlJc w:val="left"/>
+      <w:pPr>
+        <w:ind w:left="3600" w:hanging="360"/>
+      </w:pPr>
+      <w:rPr>
+        <w:rFonts w:ascii="Courier New" w:hAnsi="Courier New" w:cs="Courier New" w:hint="default"/>
+      </w:rPr>
+    </w:lvl>
+    <w:lvl w:ilvl="5" w:tplc="40090005" w:tentative="1">
+      <w:start w:val="1"/>
+      <w:numFmt w:val="bullet"/>
+      <w:lvlText w:val=""/>
+      <w:lvlJc w:val="left"/>
+      <w:pPr>
+        <w:ind w:left="4320" w:hanging="360"/>
+      </w:pPr>
+      <w:rPr>
+        <w:rFonts w:ascii="Wingdings" w:hAnsi="Wingdings" w:hint="default"/>
+      </w:rPr>
+    </w:lvl>
+    <w:lvl w:ilvl="6" w:tplc="40090001" w:tentative="1">
+      <w:start w:val="1"/>
+      <w:numFmt w:val="bullet"/>
+      <w:lvlText w:val=""/>
+      <w:lvlJc w:val="left"/>
+      <w:pPr>
+        <w:ind w:left="5040" w:hanging="360"/>
+      </w:pPr>
+      <w:rPr>
+        <w:rFonts w:ascii="Symbol" w:hAnsi="Symbol" w:hint="default"/>
+      </w:rPr>
+    </w:lvl>
+    <w:lvl w:ilvl="7" w:tplc="40090003" w:tentative="1">
+      <w:start w:val="1"/>
+      <w:numFmt w:val="bullet"/>
+      <w:lvlText w:val="o"/>
+      <w:lvlJc w:val="left"/>
+      <w:pPr>
+        <w:ind w:left="5760" w:hanging="360"/>
+      </w:pPr>
+      <w:rPr>
+        <w:rFonts w:ascii="Courier New" w:hAnsi="Courier New" w:cs="Courier New" w:hint="default"/>
+      </w:rPr>
+    </w:lvl>
+    <w:lvl w:ilvl="8" w:tplc="40090005" w:tentative="1">
+      <w:start w:val="1"/>
+      <w:numFmt w:val="bullet"/>
+      <w:lvlText w:val=""/>
+      <w:lvlJc w:val="left"/>
+      <w:pPr>
+        <w:ind w:left="6480" w:hanging="360"/>
+      </w:pPr>
+      <w:rPr>
+        <w:rFonts w:ascii="Wingdings" w:hAnsi="Wingdings" w:hint="default"/>
+      </w:rPr>
+    </w:lvl>
+  </w:abstractNum>
+  <w:abstractNum w:abstractNumId="6">
     <w:nsid w:val="1B51172D"/>
     <w:multiLevelType w:val="multilevel"/>
     <w:tmpl w:val="1B51172D"/>
@@ -52348,7 +53082,7 @@
       </w:pPr>
     </w:lvl>
   </w:abstractNum>
-  <w:abstractNum w:abstractNumId="6">
+  <w:abstractNum w:abstractNumId="7">
     <w:nsid w:val="20620D70"/>
     <w:multiLevelType w:val="multilevel"/>
     <w:tmpl w:val="20620D70"/>
@@ -52437,7 +53171,7 @@
       </w:pPr>
     </w:lvl>
   </w:abstractNum>
-  <w:abstractNum w:abstractNumId="7">
+  <w:abstractNum w:abstractNumId="8">
     <w:nsid w:val="27615FB4"/>
     <w:multiLevelType w:val="multilevel"/>
     <w:tmpl w:val="27615FB4"/>
@@ -52526,7 +53260,7 @@
       </w:pPr>
     </w:lvl>
   </w:abstractNum>
-  <w:abstractNum w:abstractNumId="8">
+  <w:abstractNum w:abstractNumId="9">
     <w:nsid w:val="279C41D7"/>
     <w:multiLevelType w:val="hybridMultilevel"/>
     <w:tmpl w:val="15105536"/>
@@ -52639,7 +53373,7 @@
       </w:rPr>
     </w:lvl>
   </w:abstractNum>
-  <w:abstractNum w:abstractNumId="9">
+  <w:abstractNum w:abstractNumId="10">
     <w:nsid w:val="291B2932"/>
     <w:multiLevelType w:val="hybridMultilevel"/>
     <w:tmpl w:val="CCEAAE92"/>
@@ -52728,7 +53462,7 @@
       </w:pPr>
     </w:lvl>
   </w:abstractNum>
-  <w:abstractNum w:abstractNumId="10">
+  <w:abstractNum w:abstractNumId="11">
     <w:nsid w:val="306B365F"/>
     <w:multiLevelType w:val="hybridMultilevel"/>
     <w:tmpl w:val="30F82590"/>
@@ -52820,7 +53554,7 @@
       </w:pPr>
     </w:lvl>
   </w:abstractNum>
-  <w:abstractNum w:abstractNumId="11">
+  <w:abstractNum w:abstractNumId="12">
     <w:nsid w:val="39313C88"/>
     <w:multiLevelType w:val="hybridMultilevel"/>
     <w:tmpl w:val="30F82590"/>
@@ -52912,7 +53646,120 @@
       </w:pPr>
     </w:lvl>
   </w:abstractNum>
-  <w:abstractNum w:abstractNumId="12">
+  <w:abstractNum w:abstractNumId="13">
+    <w:nsid w:val="43B6548C"/>
+    <w:multiLevelType w:val="hybridMultilevel"/>
+    <w:tmpl w:val="4352354E"/>
+    <w:lvl w:ilvl="0" w:tplc="40090001">
+      <w:start w:val="1"/>
+      <w:numFmt w:val="bullet"/>
+      <w:lvlText w:val=""/>
+      <w:lvlJc w:val="left"/>
+      <w:pPr>
+        <w:ind w:left="720" w:hanging="360"/>
+      </w:pPr>
+      <w:rPr>
+        <w:rFonts w:ascii="Symbol" w:hAnsi="Symbol" w:hint="default"/>
+      </w:rPr>
+    </w:lvl>
+    <w:lvl w:ilvl="1" w:tplc="40090003" w:tentative="1">
+      <w:start w:val="1"/>
+      <w:numFmt w:val="bullet"/>
+      <w:lvlText w:val="o"/>
+      <w:lvlJc w:val="left"/>
+      <w:pPr>
+        <w:ind w:left="1440" w:hanging="360"/>
+      </w:pPr>
+      <w:rPr>
+        <w:rFonts w:ascii="Courier New" w:hAnsi="Courier New" w:cs="Courier New" w:hint="default"/>
+      </w:rPr>
+    </w:lvl>
+    <w:lvl w:ilvl="2" w:tplc="40090005" w:tentative="1">
+      <w:start w:val="1"/>
+      <w:numFmt w:val="bullet"/>
+      <w:lvlText w:val=""/>
+      <w:lvlJc w:val="left"/>
+      <w:pPr>
+        <w:ind w:left="2160" w:hanging="360"/>
+      </w:pPr>
+      <w:rPr>
+        <w:rFonts w:ascii="Wingdings" w:hAnsi="Wingdings" w:hint="default"/>
+      </w:rPr>
+    </w:lvl>
+    <w:lvl w:ilvl="3" w:tplc="40090001" w:tentative="1">
+      <w:start w:val="1"/>
+      <w:numFmt w:val="bullet"/>
+      <w:lvlText w:val=""/>
+      <w:lvlJc w:val="left"/>
+      <w:pPr>
+        <w:ind w:left="2880" w:hanging="360"/>
+      </w:pPr>
+      <w:rPr>
+        <w:rFonts w:ascii="Symbol" w:hAnsi="Symbol" w:hint="default"/>
+      </w:rPr>
+    </w:lvl>
+    <w:lvl w:ilvl="4" w:tplc="40090003" w:tentative="1">
+      <w:start w:val="1"/>
+      <w:numFmt w:val="bullet"/>
+      <w:lvlText w:val="o"/>
+      <w:lvlJc w:val="left"/>
+      <w:pPr>
+        <w:ind w:left="3600" w:hanging="360"/>
+      </w:pPr>
+      <w:rPr>
+        <w:rFonts w:ascii="Courier New" w:hAnsi="Courier New" w:cs="Courier New" w:hint="default"/>
+      </w:rPr>
+    </w:lvl>
+    <w:lvl w:ilvl="5" w:tplc="40090005" w:tentative="1">
+      <w:start w:val="1"/>
+      <w:numFmt w:val="bullet"/>
+      <w:lvlText w:val=""/>
+      <w:lvlJc w:val="left"/>
+      <w:pPr>
+        <w:ind w:left="4320" w:hanging="360"/>
+      </w:pPr>
+      <w:rPr>
+        <w:rFonts w:ascii="Wingdings" w:hAnsi="Wingdings" w:hint="default"/>
+      </w:rPr>
+    </w:lvl>
+    <w:lvl w:ilvl="6" w:tplc="40090001" w:tentative="1">
+      <w:start w:val="1"/>
+      <w:numFmt w:val="bullet"/>
+      <w:lvlText w:val=""/>
+      <w:lvlJc w:val="left"/>
+      <w:pPr>
+        <w:ind w:left="5040" w:hanging="360"/>
+      </w:pPr>
+      <w:rPr>
+        <w:rFonts w:ascii="Symbol" w:hAnsi="Symbol" w:hint="default"/>
+      </w:rPr>
+    </w:lvl>
+    <w:lvl w:ilvl="7" w:tplc="40090003" w:tentative="1">
+      <w:start w:val="1"/>
+      <w:numFmt w:val="bullet"/>
+      <w:lvlText w:val="o"/>
+      <w:lvlJc w:val="left"/>
+      <w:pPr>
+        <w:ind w:left="5760" w:hanging="360"/>
+      </w:pPr>
+      <w:rPr>
+        <w:rFonts w:ascii="Courier New" w:hAnsi="Courier New" w:cs="Courier New" w:hint="default"/>
+      </w:rPr>
+    </w:lvl>
+    <w:lvl w:ilvl="8" w:tplc="40090005" w:tentative="1">
+      <w:start w:val="1"/>
+      <w:numFmt w:val="bullet"/>
+      <w:lvlText w:val=""/>
+      <w:lvlJc w:val="left"/>
+      <w:pPr>
+        <w:ind w:left="6480" w:hanging="360"/>
+      </w:pPr>
+      <w:rPr>
+        <w:rFonts w:ascii="Wingdings" w:hAnsi="Wingdings" w:hint="default"/>
+      </w:rPr>
+    </w:lvl>
+  </w:abstractNum>
+  <w:abstractNum w:abstractNumId="14">
     <w:nsid w:val="4E060361"/>
     <w:multiLevelType w:val="multilevel"/>
     <w:tmpl w:val="4E060361"/>
@@ -53001,7 +53848,7 @@
       </w:pPr>
     </w:lvl>
   </w:abstractNum>
-  <w:abstractNum w:abstractNumId="13">
+  <w:abstractNum w:abstractNumId="15">
     <w:nsid w:val="581BB4CE"/>
     <w:multiLevelType w:val="singleLevel"/>
     <w:tmpl w:val="581BB4CE"/>
@@ -53013,7 +53860,7 @@
       <w:lvlJc w:val="left"/>
     </w:lvl>
   </w:abstractNum>
-  <w:abstractNum w:abstractNumId="14">
+  <w:abstractNum w:abstractNumId="16">
     <w:nsid w:val="6C6A4234"/>
     <w:multiLevelType w:val="multilevel"/>
     <w:tmpl w:val="6C6A4234"/>
@@ -53145,17 +53992,130 @@
       </w:rPr>
     </w:lvl>
   </w:abstractNum>
+  <w:abstractNum w:abstractNumId="17">
+    <w:nsid w:val="6F7769F9"/>
+    <w:multiLevelType w:val="hybridMultilevel"/>
+    <w:tmpl w:val="A704B35A"/>
+    <w:lvl w:ilvl="0" w:tplc="40090001">
+      <w:start w:val="1"/>
+      <w:numFmt w:val="bullet"/>
+      <w:lvlText w:val=""/>
+      <w:lvlJc w:val="left"/>
+      <w:pPr>
+        <w:ind w:left="1440" w:hanging="360"/>
+      </w:pPr>
+      <w:rPr>
+        <w:rFonts w:ascii="Symbol" w:hAnsi="Symbol" w:hint="default"/>
+      </w:rPr>
+    </w:lvl>
+    <w:lvl w:ilvl="1" w:tplc="40090003" w:tentative="1">
+      <w:start w:val="1"/>
+      <w:numFmt w:val="bullet"/>
+      <w:lvlText w:val="o"/>
+      <w:lvlJc w:val="left"/>
+      <w:pPr>
+        <w:ind w:left="2160" w:hanging="360"/>
+      </w:pPr>
+      <w:rPr>
+        <w:rFonts w:ascii="Courier New" w:hAnsi="Courier New" w:cs="Courier New" w:hint="default"/>
+      </w:rPr>
+    </w:lvl>
+    <w:lvl w:ilvl="2" w:tplc="40090005" w:tentative="1">
+      <w:start w:val="1"/>
+      <w:numFmt w:val="bullet"/>
+      <w:lvlText w:val=""/>
+      <w:lvlJc w:val="left"/>
+      <w:pPr>
+        <w:ind w:left="2880" w:hanging="360"/>
+      </w:pPr>
+      <w:rPr>
+        <w:rFonts w:ascii="Wingdings" w:hAnsi="Wingdings" w:hint="default"/>
+      </w:rPr>
+    </w:lvl>
+    <w:lvl w:ilvl="3" w:tplc="40090001" w:tentative="1">
+      <w:start w:val="1"/>
+      <w:numFmt w:val="bullet"/>
+      <w:lvlText w:val=""/>
+      <w:lvlJc w:val="left"/>
+      <w:pPr>
+        <w:ind w:left="3600" w:hanging="360"/>
+      </w:pPr>
+      <w:rPr>
+        <w:rFonts w:ascii="Symbol" w:hAnsi="Symbol" w:hint="default"/>
+      </w:rPr>
+    </w:lvl>
+    <w:lvl w:ilvl="4" w:tplc="40090003" w:tentative="1">
+      <w:start w:val="1"/>
+      <w:numFmt w:val="bullet"/>
+      <w:lvlText w:val="o"/>
+      <w:lvlJc w:val="left"/>
+      <w:pPr>
+        <w:ind w:left="4320" w:hanging="360"/>
+      </w:pPr>
+      <w:rPr>
+        <w:rFonts w:ascii="Courier New" w:hAnsi="Courier New" w:cs="Courier New" w:hint="default"/>
+      </w:rPr>
+    </w:lvl>
+    <w:lvl w:ilvl="5" w:tplc="40090005" w:tentative="1">
+      <w:start w:val="1"/>
+      <w:numFmt w:val="bullet"/>
+      <w:lvlText w:val=""/>
+      <w:lvlJc w:val="left"/>
+      <w:pPr>
+        <w:ind w:left="5040" w:hanging="360"/>
+      </w:pPr>
+      <w:rPr>
+        <w:rFonts w:ascii="Wingdings" w:hAnsi="Wingdings" w:hint="default"/>
+      </w:rPr>
+    </w:lvl>
+    <w:lvl w:ilvl="6" w:tplc="40090001" w:tentative="1">
+      <w:start w:val="1"/>
+      <w:numFmt w:val="bullet"/>
+      <w:lvlText w:val=""/>
+      <w:lvlJc w:val="left"/>
+      <w:pPr>
+        <w:ind w:left="5760" w:hanging="360"/>
+      </w:pPr>
+      <w:rPr>
+        <w:rFonts w:ascii="Symbol" w:hAnsi="Symbol" w:hint="default"/>
+      </w:rPr>
+    </w:lvl>
+    <w:lvl w:ilvl="7" w:tplc="40090003" w:tentative="1">
+      <w:start w:val="1"/>
+      <w:numFmt w:val="bullet"/>
+      <w:lvlText w:val="o"/>
+      <w:lvlJc w:val="left"/>
+      <w:pPr>
+        <w:ind w:left="6480" w:hanging="360"/>
+      </w:pPr>
+      <w:rPr>
+        <w:rFonts w:ascii="Courier New" w:hAnsi="Courier New" w:cs="Courier New" w:hint="default"/>
+      </w:rPr>
+    </w:lvl>
+    <w:lvl w:ilvl="8" w:tplc="40090005" w:tentative="1">
+      <w:start w:val="1"/>
+      <w:numFmt w:val="bullet"/>
+      <w:lvlText w:val=""/>
+      <w:lvlJc w:val="left"/>
+      <w:pPr>
+        <w:ind w:left="7200" w:hanging="360"/>
+      </w:pPr>
+      <w:rPr>
+        <w:rFonts w:ascii="Wingdings" w:hAnsi="Wingdings" w:hint="default"/>
+      </w:rPr>
+    </w:lvl>
+  </w:abstractNum>
   <w:num w:numId="1">
-    <w:abstractNumId w:val="12"/>
+    <w:abstractNumId w:val="14"/>
   </w:num>
   <w:num w:numId="2">
+    <w:abstractNumId w:val="7"/>
+  </w:num>
+  <w:num w:numId="3">
     <w:abstractNumId w:val="6"/>
   </w:num>
-  <w:num w:numId="3">
-    <w:abstractNumId w:val="5"/>
-  </w:num>
   <w:num w:numId="4">
-    <w:abstractNumId w:val="7"/>
+    <w:abstractNumId w:val="8"/>
   </w:num>
   <w:num w:numId="5">
     <w:abstractNumId w:val="2"/>
@@ -53164,7 +54124,7 @@
     <w:abstractNumId w:val="0"/>
   </w:num>
   <w:num w:numId="7">
-    <w:abstractNumId w:val="13"/>
+    <w:abstractNumId w:val="15"/>
   </w:num>
   <w:num w:numId="8">
     <w:abstractNumId w:val="3"/>
@@ -53173,16 +54133,16 @@
     <w:abstractNumId w:val="1"/>
   </w:num>
   <w:num w:numId="10">
-    <w:abstractNumId w:val="14"/>
+    <w:abstractNumId w:val="16"/>
   </w:num>
   <w:num w:numId="11">
     <w:abstractNumId w:val="4"/>
   </w:num>
   <w:num w:numId="12">
-    <w:abstractNumId w:val="9"/>
+    <w:abstractNumId w:val="10"/>
   </w:num>
   <w:num w:numId="13">
-    <w:abstractNumId w:val="8"/>
+    <w:abstractNumId w:val="9"/>
   </w:num>
   <w:num w:numId="14">
     <w:abstractNumId w:val="4"/>
@@ -53191,10 +54151,19 @@
     </w:lvlOverride>
   </w:num>
   <w:num w:numId="15">
+    <w:abstractNumId w:val="12"/>
+  </w:num>
+  <w:num w:numId="16">
     <w:abstractNumId w:val="11"/>
   </w:num>
-  <w:num w:numId="16">
-    <w:abstractNumId w:val="10"/>
+  <w:num w:numId="17">
+    <w:abstractNumId w:val="5"/>
+  </w:num>
+  <w:num w:numId="18">
+    <w:abstractNumId w:val="17"/>
+  </w:num>
+  <w:num w:numId="19">
+    <w:abstractNumId w:val="13"/>
   </w:num>
 </w:numbering>
 </file>
